--- a/OLD/Шаблоны запросов/Запрос в МРЭО.docx
+++ b/OLD/Шаблоны запросов/Запрос в МРЭО.docx
@@ -885,55 +885,6 @@
           <w:szCs w:val="20"/>
         </w:rPr>
       </w:pPr>
-      <w:r>
-        <w:rPr>
-          <w:rFonts w:ascii="Times New Roman" w:cs="Times New Roman" w:eastAsia="Times New Roman" w:hAnsi="Times New Roman"/>
-          <w:b w:val="1"/>
-          <w:bCs w:val="1"/>
-          <w:sz w:val="20"/>
-          <w:szCs w:val="20"/>
-        </w:rPr>
-        <w:drawing>
-          <wp:anchor allowOverlap="1" behindDoc="0" distB="114300" distT="114300" distL="114300" distR="114300" hidden="0" layoutInCell="1" locked="0" relativeHeight="0" simplePos="0">
-            <wp:simplePos x="0" y="0"/>
-            <wp:positionH relativeFrom="page">
-              <wp:posOffset>3001725</wp:posOffset>
-            </wp:positionH>
-            <wp:positionV relativeFrom="page">
-              <wp:posOffset>9133500</wp:posOffset>
-            </wp:positionV>
-            <wp:extent cx="1983073" cy="1424962"/>
-            <wp:effectExtent b="0" l="0" r="0" t="0"/>
-            <wp:wrapSquare wrapText="bothSides" distB="114300" distT="114300" distL="114300" distR="114300"/>
-            <wp:docPr id="1" name="image1.png"/>
-            <a:graphic>
-              <a:graphicData uri="http://schemas.openxmlformats.org/drawingml/2006/picture">
-                <pic:pic>
-                  <pic:nvPicPr>
-                    <pic:cNvPr id="0" name="image1.png"/>
-                    <pic:cNvPicPr preferRelativeResize="0"/>
-                  </pic:nvPicPr>
-                  <pic:blipFill>
-                    <a:blip r:embed="rId6"/>
-                    <a:srcRect b="0" l="0" r="0" t="0"/>
-                    <a:stretch>
-                      <a:fillRect/>
-                    </a:stretch>
-                  </pic:blipFill>
-                  <pic:spPr>
-                    <a:xfrm>
-                      <a:off x="0" y="0"/>
-                      <a:ext cx="1983073" cy="1424962"/>
-                    </a:xfrm>
-                    <a:prstGeom prst="rect"/>
-                    <a:ln/>
-                  </pic:spPr>
-                </pic:pic>
-              </a:graphicData>
-            </a:graphic>
-          </wp:anchor>
-        </w:drawing>
-      </w:r>
       <w:r>
         <w:rPr>
           <w:rtl w:val="0"/>

--- a/OLD/Шаблоны запросов/Запрос в МРЭО.docx
+++ b/OLD/Шаблоны запросов/Запрос в МРЭО.docx
@@ -52,7 +52,7 @@
       <w:r>
         <w:rPr>
           <w:rFonts w:ascii="Times New Roman" w:cs="Times New Roman" w:eastAsia="Times New Roman" w:hAnsi="Times New Roman"/>
-          <w:sz w:val="20"/>
+          <w:sz w:val="14"/>
           <w:szCs w:val="20"/>
           <w:rtl w:val="0"/>
         </w:rPr>
@@ -61,9 +61,9 @@
       <w:r>
         <w:rPr>
           <w:rFonts w:ascii="Times New Roman" w:cs="Times New Roman" w:eastAsia="Times New Roman" w:hAnsi="Times New Roman"/>
-          <w:b w:val="1"/>
-          <w:bCs w:val="1"/>
-          <w:sz w:val="20"/>
+          <w:b/>
+          <w:bCs w:val="1"/>
+          <w:sz w:val="14"/>
           <w:szCs w:val="20"/>
           <w:rtl w:val="0"/>
         </w:rPr>
@@ -85,7 +85,7 @@
       <w:r>
         <w:rPr>
           <w:rFonts w:ascii="Times New Roman" w:cs="Times New Roman" w:eastAsia="Times New Roman" w:hAnsi="Times New Roman"/>
-          <w:sz w:val="20"/>
+          <w:sz w:val="14"/>
           <w:szCs w:val="20"/>
           <w:rtl w:val="0"/>
         </w:rPr>
@@ -94,7 +94,7 @@
       <w:r>
         <w:rPr>
           <w:rFonts w:ascii="Times New Roman" w:cs="Times New Roman" w:eastAsia="Times New Roman" w:hAnsi="Times New Roman"/>
-          <w:sz w:val="18"/>
+          <w:sz w:val="14"/>
           <w:szCs w:val="18"/>
           <w:rtl w:val="0"/>
         </w:rPr>
@@ -116,7 +116,7 @@
       <w:r>
         <w:rPr>
           <w:rFonts w:ascii="Times New Roman" w:cs="Times New Roman" w:eastAsia="Times New Roman" w:hAnsi="Times New Roman"/>
-          <w:sz w:val="18"/>
+          <w:sz w:val="14"/>
           <w:szCs w:val="18"/>
           <w:rtl w:val="0"/>
         </w:rPr>

--- a/OLD/Шаблоны запросов/Запрос в МРЭО.docx
+++ b/OLD/Шаблоны запросов/Запрос в МРЭО.docx
@@ -951,7 +951,7 @@
     </w:p>
     <w:sectPr>
       <w:pgSz w:h="16834" w:w="11909" w:orient="portrait"/>
-      <w:pgMar w:bottom="407.5196850393695" w:top="283.46456692913387" w:left="992.1259842519686" w:right="572.0078740157493" w:header="720" w:footer="720"/>
+      <w:pgMar w:bottom="408" w:top="283" w:left="850" w:right="567" w:header="720" w:footer="720"/>
       <w:pgNumType w:start="1"/>
     </w:sectPr>
   </w:body>

--- a/OLD/Шаблоны запросов/Запрос в МРЭО.docx
+++ b/OLD/Шаблоны запросов/Запрос в МРЭО.docx
@@ -919,34 +919,6 @@
         <w:tab/>
         <w:t xml:space="preserve">{ФамилияИО АУ}            </w:t>
         <w:tab/>
-      </w:r>
-    </w:p>
-    <w:p>
-      <w:pPr>
-        <w:pageBreakBefore w:val="0"/>
-        <w:spacing w:before="240" w:lineRule="auto"/>
-        <w:jc w:val="both"/>
-        <w:rPr>
-          <w:rFonts w:ascii="Times New Roman" w:cs="Times New Roman" w:eastAsia="Times New Roman" w:hAnsi="Times New Roman"/>
-        </w:rPr>
-      </w:pPr>
-      <w:r>
-        <w:rPr>
-          <w:rFonts w:ascii="Times New Roman" w:cs="Times New Roman" w:eastAsia="Times New Roman" w:hAnsi="Times New Roman"/>
-          <w:rtl w:val="0"/>
-        </w:rPr>
-        <w:t xml:space="preserve"> </w:t>
-      </w:r>
-    </w:p>
-    <w:p>
-      <w:pPr>
-        <w:pageBreakBefore w:val="0"/>
-        <w:rPr/>
-      </w:pPr>
-      <w:r>
-        <w:rPr>
-          <w:rtl w:val="0"/>
-        </w:rPr>
       </w:r>
     </w:p>
     <w:sectPr>
